--- a/public/templates/employee-exit/relieving-letter.docx
+++ b/public/templates/employee-exit/relieving-letter.docx
@@ -1,6 +1,6 @@
 
 <file path=word/document.xml><?xml version="1.0" encoding="utf-8"?>
-<w:document xmlns:wpc="http://schemas.microsoft.com/office/word/2010/wordprocessingCanvas" xmlns:cx="http://schemas.microsoft.com/office/drawing/2014/chartex" xmlns:cx1="http://schemas.microsoft.com/office/drawing/2015/9/8/chartex" xmlns:cx2="http://schemas.microsoft.com/office/drawing/2015/10/21/chartex" xmlns:cx3="http://schemas.microsoft.com/office/drawing/2016/5/9/chartex" xmlns:cx4="http://schemas.microsoft.com/office/drawing/2016/5/10/chartex" xmlns:cx5="http://schemas.microsoft.com/office/drawing/2016/5/11/chartex" xmlns:cx6="http://schemas.microsoft.com/office/drawing/2016/5/12/chartex" xmlns:cx7="http://schemas.microsoft.com/office/drawing/2016/5/13/chartex" xmlns:cx8="http://schemas.microsoft.com/office/drawing/2016/5/14/chartex" xmlns:mc="http://schemas.openxmlformats.org/markup-compatibility/2006" xmlns:aink="http://schemas.microsoft.com/office/drawing/2016/ink" xmlns:am3d="http://schemas.microsoft.com/office/drawing/2017/model3d" xmlns:o="urn:schemas-microsoft-com:office:office" xmlns:oel="http://schemas.microsoft.com/office/2019/extlst" xmlns:r="http://schemas.openxmlformats.org/officeDocument/2006/relationships" xmlns:m="http://schemas.openxmlformats.org/officeDocument/2006/math" xmlns:v="urn:schemas-microsoft-com:vml" xmlns:wp14="http://schemas.microsoft.com/office/word/2010/wordprocessingDrawing" xmlns:wp="http://schemas.openxmlformats.org/drawingml/2006/wordprocessingDrawing" xmlns:w10="urn:schemas-microsoft-com:office:word" xmlns:w="http://schemas.openxmlformats.org/wordprocessingml/2006/main" xmlns:w14="http://schemas.microsoft.com/office/word/2010/wordml" xmlns:w15="http://schemas.microsoft.com/office/word/2012/wordml" xmlns:w16cex="http://schemas.microsoft.com/office/word/2018/wordml/cex" xmlns:w16cid="http://schemas.microsoft.com/office/word/2016/wordml/cid" xmlns:w16="http://schemas.microsoft.com/office/word/2018/wordml" xmlns:w16du="http://schemas.microsoft.com/office/word/2023/wordml/word16du" xmlns:w16sdtdh="http://schemas.microsoft.com/office/word/2020/wordml/sdtdatahash" xmlns:w16sdtfl="http://schemas.microsoft.com/office/word/2024/wordml/sdtformatlock" xmlns:w16se="http://schemas.microsoft.com/office/word/2015/wordml/symex" xmlns:wpg="http://schemas.microsoft.com/office/word/2010/wordprocessingGroup" xmlns:wpi="http://schemas.microsoft.com/office/word/2010/wordprocessingInk" xmlns:wne="http://schemas.microsoft.com/office/word/2006/wordml" xmlns:wps="http://schemas.microsoft.com/office/word/2010/wordprocessingShape" mc:Ignorable="w14 w15 w16se w16cid w16 w16cex w16sdtdh w16sdtfl w16du wp14">
+<w:document xmlns:wpc="http://schemas.microsoft.com/office/word/2010/wordprocessingCanvas" xmlns:cx="http://schemas.microsoft.com/office/drawing/2014/chartex" xmlns:cx1="http://schemas.microsoft.com/office/drawing/2015/9/8/chartex" xmlns:cx2="http://schemas.microsoft.com/office/drawing/2015/10/21/chartex" xmlns:cx3="http://schemas.microsoft.com/office/drawing/2016/5/9/chartex" xmlns:cx4="http://schemas.microsoft.com/office/drawing/2016/5/10/chartex" xmlns:cx5="http://schemas.microsoft.com/office/drawing/2016/5/11/chartex" xmlns:cx6="http://schemas.microsoft.com/office/drawing/2016/5/12/chartex" xmlns:cx7="http://schemas.microsoft.com/office/drawing/2016/5/13/chartex" xmlns:cx8="http://schemas.microsoft.com/office/drawing/2016/5/14/chartex" xmlns:mc="http://schemas.openxmlformats.org/markup-compatibility/2006" xmlns:aink="http://schemas.microsoft.com/office/drawing/2016/ink" xmlns:am3d="http://schemas.microsoft.com/office/drawing/2017/model3d" xmlns:o="urn:schemas-microsoft-com:office:office" xmlns:oel="http://schemas.microsoft.com/office/2019/extlst" xmlns:r="http://schemas.openxmlformats.org/officeDocument/2006/relationships" xmlns:m="http://schemas.openxmlformats.org/officeDocument/2006/math" xmlns:v="urn:schemas-microsoft-com:vml" xmlns:wp14="http://schemas.microsoft.com/office/word/2010/wordprocessingDrawing" xmlns:wp="http://schemas.openxmlformats.org/drawingml/2006/wordprocessingDrawing" xmlns:w10="urn:schemas-microsoft-com:office:word" xmlns:w="http://schemas.openxmlformats.org/wordprocessingml/2006/main" xmlns:w14="http://schemas.microsoft.com/office/word/2010/wordml" xmlns:w15="http://schemas.microsoft.com/office/word/2012/wordml" xmlns:w16cei="http://schemas.microsoft.com/office/word/2026/wordml/cei" xmlns:w16cex="http://schemas.microsoft.com/office/word/2018/wordml/cex" xmlns:w16cid="http://schemas.microsoft.com/office/word/2016/wordml/cid" xmlns:w16="http://schemas.microsoft.com/office/word/2018/wordml" xmlns:w16du="http://schemas.microsoft.com/office/word/2023/wordml/word16du" xmlns:w16sdtdh="http://schemas.microsoft.com/office/word/2020/wordml/sdtdatahash" xmlns:w16sdtfl="http://schemas.microsoft.com/office/word/2024/wordml/sdtformatlock" xmlns:w16se="http://schemas.microsoft.com/office/word/2015/wordml/symex" xmlns:wpg="http://schemas.microsoft.com/office/word/2010/wordprocessingGroup" xmlns:wpi="http://schemas.microsoft.com/office/word/2010/wordprocessingInk" xmlns:wne="http://schemas.microsoft.com/office/word/2006/wordml" xmlns:wps="http://schemas.microsoft.com/office/word/2010/wordprocessingShape" mc:Ignorable="w14 w15 w16se w16cid w16 w16cex w16sdtdh w16sdtfl w16du wp14">
   <w:body>
     <w:p>
       <w:pPr>
@@ -138,299 +138,179 @@
           <w:szCs w:val="24"/>
           <w:lang w:eastAsia="en-IN"/>
         </w:rPr>
-        <w:t>Dear M</w:t>
-      </w:r>
-      <w:r>
-        <w:rPr>
-          <w:rFonts w:ascii="Times New Roman" w:eastAsia="Times New Roman" w:hAnsi="Times New Roman" w:cs="Times New Roman"/>
-          <w:sz w:val="24"/>
-          <w:szCs w:val="24"/>
-          <w:lang w:eastAsia="en-IN"/>
-        </w:rPr>
-        <w:t xml:space="preserve">s. </w:t>
-      </w:r>
-      <w:r>
-        <w:rPr>
-          <w:rFonts w:ascii="Times New Roman" w:eastAsia="Times New Roman" w:hAnsi="Times New Roman" w:cs="Times New Roman"/>
-          <w:sz w:val="24"/>
-          <w:szCs w:val="24"/>
-          <w:lang w:eastAsia="en-IN"/>
-        </w:rPr>
-        <w:t>Thakur Hrishita Santosh Singh</w:t>
-      </w:r>
-      <w:r>
-        <w:rPr>
-          <w:rFonts w:ascii="Times New Roman" w:eastAsia="Times New Roman" w:hAnsi="Times New Roman" w:cs="Times New Roman"/>
-          <w:sz w:val="24"/>
-          <w:szCs w:val="24"/>
-          <w:lang w:eastAsia="en-IN"/>
-        </w:rPr>
-        <w:t>,</w:t>
-      </w:r>
-    </w:p>
-    <w:p>
-      <w:pPr>
-        <w:spacing w:before="100" w:beforeAutospacing="1" w:after="100" w:afterAutospacing="1" w:line="240" w:lineRule="auto"/>
+        <w:t>To Whom It May Concern,</w:t>
+      </w:r>
+    </w:p>
+    <w:p>
+      <w:pPr>
+        <w:pStyle w:val="Letterheading"/>
+        <w:spacing w:line="360" w:lineRule="auto"/>
         <w:jc w:val="both"/>
         <w:rPr>
-          <w:rFonts w:ascii="Times New Roman" w:eastAsia="Times New Roman" w:hAnsi="Times New Roman" w:cs="Times New Roman"/>
-          <w:sz w:val="24"/>
-          <w:szCs w:val="24"/>
-          <w:lang w:eastAsia="en-IN"/>
-        </w:rPr>
-      </w:pPr>
-      <w:r>
-        <w:rPr>
-          <w:rFonts w:ascii="Times New Roman" w:eastAsia="Times New Roman" w:hAnsi="Times New Roman" w:cs="Times New Roman"/>
-          <w:sz w:val="24"/>
-          <w:szCs w:val="24"/>
-          <w:lang w:eastAsia="en-IN"/>
-        </w:rPr>
-        <w:t xml:space="preserve">This is to inform you that your resignation dated </w:t>
-      </w:r>
-      <w:r>
-        <w:rPr>
-          <w:rFonts w:ascii="Times New Roman" w:eastAsia="Times New Roman" w:hAnsi="Times New Roman" w:cs="Times New Roman"/>
-          <w:b/>
-          <w:sz w:val="24"/>
-          <w:szCs w:val="24"/>
-          <w:lang w:eastAsia="en-IN"/>
-        </w:rPr>
-        <w:t>18</w:t>
-      </w:r>
-      <w:r>
-        <w:rPr>
-          <w:rFonts w:ascii="Times New Roman" w:eastAsia="Times New Roman" w:hAnsi="Times New Roman" w:cs="Times New Roman"/>
-          <w:b/>
-          <w:sz w:val="24"/>
-          <w:szCs w:val="24"/>
-          <w:vertAlign w:val="superscript"/>
-          <w:lang w:eastAsia="en-IN"/>
-        </w:rPr>
-        <w:t>th</w:t>
-      </w:r>
-      <w:r>
-        <w:rPr>
-          <w:rFonts w:ascii="Times New Roman" w:eastAsia="Times New Roman" w:hAnsi="Times New Roman" w:cs="Times New Roman"/>
-          <w:b/>
-          <w:sz w:val="24"/>
-          <w:szCs w:val="24"/>
-          <w:lang w:eastAsia="en-IN"/>
-        </w:rPr>
-        <w:t xml:space="preserve"> June</w:t>
-      </w:r>
-      <w:r>
-        <w:rPr>
-          <w:rFonts w:ascii="Times New Roman" w:eastAsia="Times New Roman" w:hAnsi="Times New Roman" w:cs="Times New Roman"/>
-          <w:b/>
-          <w:sz w:val="24"/>
-          <w:szCs w:val="24"/>
-          <w:lang w:eastAsia="en-IN"/>
-        </w:rPr>
-        <w:t xml:space="preserve"> </w:t>
-      </w:r>
-      <w:r>
-        <w:rPr>
-          <w:rFonts w:ascii="Times New Roman" w:eastAsia="Times New Roman" w:hAnsi="Times New Roman" w:cs="Times New Roman"/>
-          <w:b/>
-          <w:sz w:val="24"/>
-          <w:szCs w:val="24"/>
-          <w:lang w:eastAsia="en-IN"/>
-        </w:rPr>
-        <w:t>2026</w:t>
-      </w:r>
-      <w:r>
-        <w:rPr>
-          <w:rFonts w:ascii="Times New Roman" w:eastAsia="Times New Roman" w:hAnsi="Times New Roman" w:cs="Times New Roman"/>
-          <w:sz w:val="24"/>
-          <w:szCs w:val="24"/>
-          <w:lang w:eastAsia="en-IN"/>
-        </w:rPr>
-        <w:t xml:space="preserve"> has been accepted by the management. You have been relieved from the services </w:t>
-      </w:r>
-      <w:r>
-        <w:rPr>
-          <w:rFonts w:ascii="Times New Roman" w:eastAsia="Times New Roman" w:hAnsi="Times New Roman" w:cs="Times New Roman"/>
-          <w:sz w:val="24"/>
-          <w:szCs w:val="24"/>
-          <w:lang w:eastAsia="en-IN"/>
-        </w:rPr>
-        <w:t xml:space="preserve">of </w:t>
-      </w:r>
-      <w:r>
-        <w:rPr>
-          <w:rFonts w:ascii="Times New Roman" w:eastAsia="Times New Roman" w:hAnsi="Times New Roman" w:cs="Times New Roman"/>
-          <w:b/>
-          <w:sz w:val="24"/>
-          <w:szCs w:val="24"/>
-          <w:lang w:eastAsia="en-IN"/>
-        </w:rPr>
-        <w:t>INDUS</w:t>
-      </w:r>
-      <w:r>
-        <w:rPr>
-          <w:rFonts w:ascii="Times New Roman" w:eastAsia="Times New Roman" w:hAnsi="Times New Roman" w:cs="Times New Roman"/>
-          <w:b/>
+          <w:rFonts w:ascii="Times New Roman" w:hAnsi="Times New Roman" w:cs="Times New Roman"/>
+          <w:b w:val="0"/>
+          <w:sz w:val="24"/>
+          <w:szCs w:val="24"/>
+          <w:lang w:val="en-IN" w:eastAsia="en-IN"/>
+        </w:rPr>
+      </w:pPr>
+      <w:r>
+        <w:rPr>
+          <w:rFonts w:ascii="Times New Roman" w:hAnsi="Times New Roman" w:cs="Times New Roman"/>
+          <w:b w:val="0"/>
+          <w:sz w:val="24"/>
+          <w:szCs w:val="24"/>
+          <w:lang w:val="en-IN" w:eastAsia="en-IN"/>
+        </w:rPr>
+        <w:t xml:space="preserve">This is to certify that </w:t>
+      </w:r>
+      <w:r>
+        <w:rPr>
+          <w:rFonts w:ascii="Times New Roman" w:hAnsi="Times New Roman" w:cs="Times New Roman"/>
           <w:bCs/>
           <w:sz w:val="24"/>
           <w:szCs w:val="24"/>
-          <w:lang w:eastAsia="en-IN"/>
-        </w:rPr>
-        <w:t xml:space="preserve"> </w:t>
-      </w:r>
-      <w:r>
-        <w:rPr>
-          <w:rFonts w:ascii="Times New Roman" w:eastAsia="Times New Roman" w:hAnsi="Times New Roman" w:cs="Times New Roman"/>
-          <w:b/>
+          <w:lang w:val="en-IN" w:eastAsia="en-IN"/>
+        </w:rPr>
+        <w:t>Mr./Ms. [Employee Name]</w:t>
+      </w:r>
+      <w:r>
+        <w:rPr>
+          <w:rFonts w:ascii="Times New Roman" w:hAnsi="Times New Roman" w:cs="Times New Roman"/>
+          <w:b w:val="0"/>
+          <w:sz w:val="24"/>
+          <w:szCs w:val="24"/>
+          <w:lang w:val="en-IN" w:eastAsia="en-IN"/>
+        </w:rPr>
+        <w:t xml:space="preserve"> has been relieved from the services of </w:t>
+      </w:r>
+      <w:r>
+        <w:rPr>
+          <w:rFonts w:ascii="Times New Roman" w:hAnsi="Times New Roman" w:cs="Times New Roman"/>
           <w:bCs/>
           <w:sz w:val="24"/>
           <w:szCs w:val="24"/>
-          <w:lang w:eastAsia="en-IN"/>
-        </w:rPr>
-        <w:t>FIRE SAFETY PVT LTD.,</w:t>
-      </w:r>
-      <w:r>
-        <w:rPr>
-          <w:rFonts w:ascii="Times New Roman" w:eastAsia="Times New Roman" w:hAnsi="Times New Roman" w:cs="Times New Roman"/>
-          <w:sz w:val="24"/>
-          <w:szCs w:val="24"/>
-          <w:lang w:eastAsia="en-IN"/>
-        </w:rPr>
-        <w:t xml:space="preserve"> effective from the close of working hours on </w:t>
-      </w:r>
-      <w:r>
-        <w:rPr>
-          <w:rFonts w:ascii="Times New Roman" w:eastAsia="Times New Roman" w:hAnsi="Times New Roman" w:cs="Times New Roman"/>
-          <w:b/>
-          <w:sz w:val="24"/>
-          <w:szCs w:val="24"/>
-          <w:lang w:eastAsia="en-IN"/>
-        </w:rPr>
-        <w:t>17</w:t>
-      </w:r>
-      <w:r>
-        <w:rPr>
-          <w:rFonts w:ascii="Times New Roman" w:eastAsia="Times New Roman" w:hAnsi="Times New Roman" w:cs="Times New Roman"/>
-          <w:b/>
-          <w:sz w:val="24"/>
-          <w:szCs w:val="24"/>
-          <w:vertAlign w:val="superscript"/>
-          <w:lang w:eastAsia="en-IN"/>
-        </w:rPr>
-        <w:t>th</w:t>
-      </w:r>
-      <w:r>
-        <w:rPr>
-          <w:rFonts w:ascii="Times New Roman" w:eastAsia="Times New Roman" w:hAnsi="Times New Roman" w:cs="Times New Roman"/>
-          <w:b/>
-          <w:sz w:val="24"/>
-          <w:szCs w:val="24"/>
-          <w:lang w:eastAsia="en-IN"/>
-        </w:rPr>
-        <w:t xml:space="preserve"> July 2026</w:t>
-      </w:r>
-      <w:r>
-        <w:rPr>
-          <w:rFonts w:ascii="Times New Roman" w:eastAsia="Times New Roman" w:hAnsi="Times New Roman" w:cs="Times New Roman"/>
-          <w:sz w:val="24"/>
-          <w:szCs w:val="24"/>
-          <w:lang w:eastAsia="en-IN"/>
+          <w:lang w:val="en-IN" w:eastAsia="en-IN"/>
+        </w:rPr>
+        <w:t>INDUS FIRE SAFETY PVT. LTD.</w:t>
+      </w:r>
+      <w:r>
+        <w:rPr>
+          <w:rFonts w:ascii="Times New Roman" w:hAnsi="Times New Roman" w:cs="Times New Roman"/>
+          <w:b w:val="0"/>
+          <w:sz w:val="24"/>
+          <w:szCs w:val="24"/>
+          <w:lang w:val="en-IN" w:eastAsia="en-IN"/>
+        </w:rPr>
+        <w:t xml:space="preserve"> with effect from the close of working hours on </w:t>
+      </w:r>
+      <w:r>
+        <w:rPr>
+          <w:rFonts w:ascii="Times New Roman" w:hAnsi="Times New Roman" w:cs="Times New Roman"/>
+          <w:bCs/>
+          <w:sz w:val="24"/>
+          <w:szCs w:val="24"/>
+          <w:lang w:val="en-IN" w:eastAsia="en-IN"/>
+        </w:rPr>
+        <w:t>28th July 2026</w:t>
+      </w:r>
+      <w:r>
+        <w:rPr>
+          <w:rFonts w:ascii="Times New Roman" w:hAnsi="Times New Roman" w:cs="Times New Roman"/>
+          <w:b w:val="0"/>
+          <w:sz w:val="24"/>
+          <w:szCs w:val="24"/>
+          <w:lang w:val="en-IN" w:eastAsia="en-IN"/>
         </w:rPr>
         <w:t>.</w:t>
       </w:r>
     </w:p>
     <w:p>
       <w:pPr>
-        <w:spacing w:before="100" w:beforeAutospacing="1" w:after="100" w:afterAutospacing="1" w:line="240" w:lineRule="auto"/>
+        <w:pStyle w:val="Letterheading"/>
+        <w:spacing w:line="360" w:lineRule="auto"/>
         <w:jc w:val="both"/>
         <w:rPr>
-          <w:rFonts w:ascii="Times New Roman" w:eastAsia="Times New Roman" w:hAnsi="Times New Roman" w:cs="Times New Roman"/>
-          <w:sz w:val="24"/>
-          <w:szCs w:val="24"/>
-          <w:lang w:eastAsia="en-IN"/>
-        </w:rPr>
-      </w:pPr>
-      <w:r>
-        <w:rPr>
-          <w:rFonts w:ascii="Times New Roman" w:eastAsia="Times New Roman" w:hAnsi="Times New Roman" w:cs="Times New Roman"/>
-          <w:sz w:val="24"/>
-          <w:szCs w:val="24"/>
-          <w:lang w:eastAsia="en-IN"/>
-        </w:rPr>
-        <w:t>We confirm that you have completed all formalities and handed over your responsibilities and company assets as per the company’s policies</w:t>
-      </w:r>
-      <w:r>
-        <w:rPr>
-          <w:rFonts w:ascii="Times New Roman" w:eastAsia="Times New Roman" w:hAnsi="Times New Roman" w:cs="Times New Roman"/>
-          <w:sz w:val="24"/>
-          <w:szCs w:val="24"/>
-          <w:lang w:eastAsia="en-IN"/>
-        </w:rPr>
-        <w:t>, and there are no dues against you</w:t>
-      </w:r>
-      <w:r>
-        <w:rPr>
-          <w:rFonts w:ascii="Times New Roman" w:eastAsia="Times New Roman" w:hAnsi="Times New Roman" w:cs="Times New Roman"/>
-          <w:sz w:val="24"/>
-          <w:szCs w:val="24"/>
-          <w:lang w:eastAsia="en-IN"/>
-        </w:rPr>
-        <w:t>.</w:t>
-      </w:r>
-    </w:p>
-    <w:p>
-      <w:pPr>
-        <w:spacing w:before="100" w:beforeAutospacing="1" w:after="100" w:afterAutospacing="1" w:line="240" w:lineRule="auto"/>
+          <w:rFonts w:ascii="Times New Roman" w:hAnsi="Times New Roman" w:cs="Times New Roman"/>
+          <w:b w:val="0"/>
+          <w:sz w:val="24"/>
+          <w:szCs w:val="24"/>
+          <w:lang w:val="en-IN" w:eastAsia="en-IN"/>
+        </w:rPr>
+      </w:pPr>
+      <w:r>
+        <w:rPr>
+          <w:rFonts w:ascii="Times New Roman" w:hAnsi="Times New Roman" w:cs="Times New Roman"/>
+          <w:b w:val="0"/>
+          <w:sz w:val="24"/>
+          <w:szCs w:val="24"/>
+          <w:lang w:val="en-IN" w:eastAsia="en-IN"/>
+        </w:rPr>
+        <w:t>We confirm that the employee has completed all exit formalities, including the handover of responsibilities and company assets, in accordance with the company's policies. We also confirm that there are no dues pending against the employee.</w:t>
+      </w:r>
+    </w:p>
+    <w:p>
+      <w:pPr>
+        <w:pStyle w:val="Letterheading"/>
+        <w:spacing w:line="360" w:lineRule="auto"/>
         <w:jc w:val="both"/>
         <w:rPr>
-          <w:rFonts w:ascii="Times New Roman" w:eastAsia="Times New Roman" w:hAnsi="Times New Roman" w:cs="Times New Roman"/>
-          <w:sz w:val="24"/>
-          <w:szCs w:val="24"/>
-          <w:lang w:eastAsia="en-IN"/>
-        </w:rPr>
-      </w:pPr>
-      <w:r>
-        <w:rPr>
-          <w:rFonts w:ascii="Times New Roman" w:eastAsia="Times New Roman" w:hAnsi="Times New Roman" w:cs="Times New Roman"/>
-          <w:sz w:val="24"/>
-          <w:szCs w:val="24"/>
-          <w:lang w:eastAsia="en-IN"/>
-        </w:rPr>
-        <w:t xml:space="preserve">We take this opportunity to thank you for your contribution to the </w:t>
-      </w:r>
-      <w:r>
-        <w:rPr>
-          <w:rFonts w:ascii="Times New Roman" w:eastAsia="Times New Roman" w:hAnsi="Times New Roman" w:cs="Times New Roman"/>
-          <w:sz w:val="24"/>
-          <w:szCs w:val="24"/>
-          <w:lang w:eastAsia="en-IN"/>
-        </w:rPr>
-        <w:t>organisation</w:t>
-      </w:r>
-      <w:r>
-        <w:rPr>
-          <w:rFonts w:ascii="Times New Roman" w:eastAsia="Times New Roman" w:hAnsi="Times New Roman" w:cs="Times New Roman"/>
-          <w:sz w:val="24"/>
-          <w:szCs w:val="24"/>
-          <w:lang w:eastAsia="en-IN"/>
-        </w:rPr>
-        <w:t xml:space="preserve"> during your tenure and wish you success in your future </w:t>
-      </w:r>
-      <w:r>
-        <w:rPr>
-          <w:rFonts w:ascii="Times New Roman" w:eastAsia="Times New Roman" w:hAnsi="Times New Roman" w:cs="Times New Roman"/>
-          <w:sz w:val="24"/>
-          <w:szCs w:val="24"/>
-          <w:lang w:eastAsia="en-IN"/>
-        </w:rPr>
-        <w:t>endeavours</w:t>
-      </w:r>
-      <w:r>
-        <w:rPr>
-          <w:rFonts w:ascii="Times New Roman" w:eastAsia="Times New Roman" w:hAnsi="Times New Roman" w:cs="Times New Roman"/>
-          <w:sz w:val="24"/>
-          <w:szCs w:val="24"/>
-          <w:lang w:eastAsia="en-IN"/>
+          <w:rFonts w:ascii="Times New Roman" w:hAnsi="Times New Roman" w:cs="Times New Roman"/>
+          <w:b w:val="0"/>
+          <w:sz w:val="24"/>
+          <w:szCs w:val="24"/>
+          <w:lang w:val="en-IN" w:eastAsia="en-IN"/>
+        </w:rPr>
+      </w:pPr>
+      <w:r>
+        <w:rPr>
+          <w:rFonts w:ascii="Times New Roman" w:hAnsi="Times New Roman" w:cs="Times New Roman"/>
+          <w:b w:val="0"/>
+          <w:sz w:val="24"/>
+          <w:szCs w:val="24"/>
+          <w:lang w:val="en-IN" w:eastAsia="en-IN"/>
+        </w:rPr>
+        <w:t xml:space="preserve">We sincerely appreciate the services rendered during the tenure with the organization and thank the employee for the valuable contributions made. We wish </w:t>
+      </w:r>
+      <w:r>
+        <w:rPr>
+          <w:rFonts w:ascii="Times New Roman" w:hAnsi="Times New Roman" w:cs="Times New Roman"/>
+          <w:bCs/>
+          <w:sz w:val="24"/>
+          <w:szCs w:val="24"/>
+          <w:lang w:val="en-IN" w:eastAsia="en-IN"/>
+        </w:rPr>
+        <w:t>Mr./Ms. [Employee Name]</w:t>
+      </w:r>
+      <w:r>
+        <w:rPr>
+          <w:rFonts w:ascii="Times New Roman" w:hAnsi="Times New Roman" w:cs="Times New Roman"/>
+          <w:b w:val="0"/>
+          <w:sz w:val="24"/>
+          <w:szCs w:val="24"/>
+          <w:lang w:val="en-IN" w:eastAsia="en-IN"/>
+        </w:rPr>
+        <w:t xml:space="preserve"> every success and happiness in all future </w:t>
+      </w:r>
+      <w:proofErr w:type="spellStart"/>
+      <w:r>
+        <w:rPr>
+          <w:rFonts w:ascii="Times New Roman" w:hAnsi="Times New Roman" w:cs="Times New Roman"/>
+          <w:b w:val="0"/>
+          <w:sz w:val="24"/>
+          <w:szCs w:val="24"/>
+          <w:lang w:val="en-IN" w:eastAsia="en-IN"/>
+        </w:rPr>
+        <w:t>endeavors</w:t>
+      </w:r>
+      <w:proofErr w:type="spellEnd"/>
+      <w:r>
+        <w:rPr>
+          <w:rFonts w:ascii="Times New Roman" w:hAnsi="Times New Roman" w:cs="Times New Roman"/>
+          <w:b w:val="0"/>
+          <w:sz w:val="24"/>
+          <w:szCs w:val="24"/>
+          <w:lang w:val="en-IN" w:eastAsia="en-IN"/>
         </w:rPr>
         <w:t>.</w:t>
       </w:r>
@@ -591,15 +471,6 @@
         </w:rPr>
         <w:t xml:space="preserve">Date: </w:t>
       </w:r>
-    </w:p>
-    <w:p>
-      <w:pPr>
-        <w:rPr>
-          <w:rFonts w:ascii="Montserrat" w:hAnsi="Montserrat"/>
-          <w:sz w:val="26"/>
-          <w:szCs w:val="26"/>
-        </w:rPr>
-      </w:pPr>
     </w:p>
     <w:sectPr>
       <w:pgSz w:w="12240" w:h="15840"/>
